--- a/documents/SRS_Report_Final.docx
+++ b/documents/SRS_Report_Final.docx
@@ -319,21 +319,7 @@
                 <w:sz w:val="20"/>
               </w:rPr>
               <w:br/>
-              <w:t>Degree: Bachelor of Technology (</w:t>
-            </w:r>
-            <w:proofErr w:type="gramStart"/>
-            <w:r>
-              <w:rPr>
-                <w:sz w:val="20"/>
-              </w:rPr>
-              <w:t>B.Tech</w:t>
-            </w:r>
-            <w:proofErr w:type="gramEnd"/>
-            <w:r>
-              <w:rPr>
-                <w:sz w:val="20"/>
-              </w:rPr>
-              <w:t>)</w:t>
+              <w:t>Degree: Bachelor of Technology (B.Tech)</w:t>
             </w:r>
             <w:r>
               <w:rPr>
@@ -384,23 +370,7 @@
                 <w:sz w:val="20"/>
                 <w:lang w:val="en-IN"/>
               </w:rPr>
-              <w:t xml:space="preserve"> Sakshi </w:t>
-            </w:r>
-            <w:proofErr w:type="spellStart"/>
-            <w:r>
-              <w:rPr>
-                <w:sz w:val="20"/>
-                <w:lang w:val="en-IN"/>
-              </w:rPr>
-              <w:t>Mohinia</w:t>
-            </w:r>
-            <w:proofErr w:type="spellEnd"/>
-            <w:r>
-              <w:rPr>
-                <w:sz w:val="20"/>
-                <w:lang w:val="en-IN"/>
-              </w:rPr>
-              <w:t xml:space="preserve"> </w:t>
+              <w:t xml:space="preserve"> Sakshi Mohinia </w:t>
             </w:r>
             <w:r>
               <w:rPr>
@@ -433,12 +403,84 @@
               <w:rPr>
                 <w:sz w:val="20"/>
               </w:rPr>
-              <w:t>01/10/2026</w:t>
+              <w:t>30</w:t>
+            </w:r>
+            <w:r>
+              <w:rPr>
+                <w:sz w:val="20"/>
+              </w:rPr>
+              <w:t>/10/2026</w:t>
             </w:r>
           </w:p>
         </w:tc>
       </w:tr>
     </w:tbl>
+    <w:p>
+      <w:pPr>
+        <w:spacing w:before="480"/>
+        <w:jc w:val="center"/>
+      </w:pPr>
+      <w:r>
+        <w:rPr>
+          <w:b/>
+          <w:color w:val="4A6FA5"/>
+          <w:sz w:val="22"/>
+        </w:rPr>
+        <w:t>PROJECT LINKS</w:t>
+      </w:r>
+    </w:p>
+    <w:p>
+      <w:pPr>
+        <w:spacing w:before="80"/>
+        <w:jc w:val="center"/>
+      </w:pPr>
+      <w:r>
+        <w:rPr>
+          <w:b/>
+          <w:sz w:val="22"/>
+        </w:rPr>
+        <w:t xml:space="preserve">GitHub Repository: </w:t>
+      </w:r>
+      <w:hyperlink r:id="rId10">
+        <w:r>
+          <w:rPr>
+            <w:color w:val="1F4E9C"/>
+            <w:sz w:val="22"/>
+            <w:u w:val="single"/>
+          </w:rPr>
+          <w:t>https://github.com/ajitkumarsaini02/retail-inventory-management-system</w:t>
+        </w:r>
+      </w:hyperlink>
+    </w:p>
+    <w:p>
+      <w:pPr>
+        <w:spacing w:before="80"/>
+      </w:pPr>
+      <w:r>
+        <w:rPr>
+          <w:b/>
+          <w:sz w:val="22"/>
+        </w:rPr>
+        <w:t xml:space="preserve">     </w:t>
+      </w:r>
+      <w:r>
+        <w:rPr>
+          <w:b/>
+          <w:sz w:val="22"/>
+        </w:rPr>
+        <w:t xml:space="preserve">Live Deployment: </w:t>
+      </w:r>
+      <w:hyperlink r:id="rId11">
+        <w:r>
+          <w:rPr>
+            <w:color w:val="1F4E9C"/>
+            <w:sz w:val="22"/>
+            <w:u w:val="single"/>
+          </w:rPr>
+          <w:t>https://rims-erp.vercel.app/</w:t>
+        </w:r>
+      </w:hyperlink>
+    </w:p>
     <w:p>
       <w:r>
         <w:br w:type="page"/>
@@ -1316,7 +1358,7 @@
                     <pic:cNvPicPr/>
                   </pic:nvPicPr>
                   <pic:blipFill>
-                    <a:blip r:embed="rId10"/>
+                    <a:blip r:embed="rId12"/>
                     <a:stretch>
                       <a:fillRect/>
                     </a:stretch>
@@ -7223,7 +7265,7 @@
                     </pic:cNvPicPr>
                   </pic:nvPicPr>
                   <pic:blipFill>
-                    <a:blip r:embed="rId11">
+                    <a:blip r:embed="rId13">
                       <a:extLst>
                         <a:ext uri="{28A0092B-C50C-407E-A947-70E740481C1C}">
                           <a14:useLocalDpi xmlns:a14="http://schemas.microsoft.com/office/drawing/2010/main" val="0"/>
@@ -7330,7 +7372,7 @@
                     </pic:cNvPicPr>
                   </pic:nvPicPr>
                   <pic:blipFill>
-                    <a:blip r:embed="rId12">
+                    <a:blip r:embed="rId14">
                       <a:extLst>
                         <a:ext uri="{28A0092B-C50C-407E-A947-70E740481C1C}">
                           <a14:useLocalDpi xmlns:a14="http://schemas.microsoft.com/office/drawing/2010/main" val="0"/>
@@ -7438,7 +7480,7 @@
                     </pic:cNvPicPr>
                   </pic:nvPicPr>
                   <pic:blipFill>
-                    <a:blip r:embed="rId13">
+                    <a:blip r:embed="rId15">
                       <a:extLst>
                         <a:ext uri="{28A0092B-C50C-407E-A947-70E740481C1C}">
                           <a14:useLocalDpi xmlns:a14="http://schemas.microsoft.com/office/drawing/2010/main" val="0"/>
@@ -9307,8 +9349,8 @@
       </w:r>
     </w:p>
     <w:sectPr>
-      <w:headerReference w:type="default" r:id="rId14"/>
-      <w:footerReference w:type="default" r:id="rId15"/>
+      <w:headerReference w:type="default" r:id="rId16"/>
+      <w:footerReference w:type="default" r:id="rId17"/>
       <w:pgSz w:w="12240" w:h="15840"/>
       <w:pgMar w:top="1008" w:right="1296" w:bottom="1008" w:left="1296" w:header="540" w:footer="540" w:gutter="0"/>
       <w:cols w:space="720"/>
@@ -10267,6 +10309,7 @@
   <w:style w:type="character" w:default="1" w:styleId="DefaultParagraphFont">
     <w:name w:val="Default Paragraph Font"/>
     <w:uiPriority w:val="1"/>
+    <w:semiHidden/>
     <w:unhideWhenUsed/>
   </w:style>
   <w:style w:type="table" w:default="1" w:styleId="TableNormal">
